--- a/试讲/位移试讲.docx
+++ b/试讲/位移试讲.docx
@@ -1,8 +1,707 @@
 
 <file path=word/document.xml><?xml version="1.0" encoding="utf-8"?>
-<w:document xmlns:wpc="http://schemas.microsoft.com/office/word/2010/wordprocessingCanvas" xmlns:cx="http://schemas.microsoft.com/office/drawing/2014/chartex" xmlns:cx1="http://schemas.microsoft.com/office/drawing/2015/9/8/chartex" xmlns:cx2="http://schemas.microsoft.com/office/drawing/2015/10/21/chartex" xmlns:cx3="http://schemas.microsoft.com/office/drawing/2016/5/9/chartex" xmlns:cx4="http://schemas.microsoft.com/office/drawing/2016/5/10/chartex" xmlns:cx5="http://schemas.microsoft.com/office/drawing/2016/5/11/chartex" xmlns:cx6="http://schemas.microsoft.com/office/drawing/2016/5/12/chartex" xmlns:cx7="http://schemas.microsoft.com/office/drawing/2016/5/13/chartex" xmlns:cx8="http://schemas.microsoft.com/office/drawing/2016/5/14/chartex" xmlns:mc="http://schemas.openxmlformats.org/markup-compatibility/2006" xmlns:aink="http://schemas.microsoft.com/office/drawing/2016/ink" xmlns:am3d="http://schemas.microsoft.com/office/drawing/2017/model3d" xmlns:o="urn:schemas-microsoft-com:office:office" xmlns:oel="http://schemas.microsoft.com/office/2019/extlst" xmlns:r="http://schemas.openxmlformats.org/officeDocument/2006/relationships" xmlns:m="http://schemas.openxmlformats.org/officeDocument/2006/math" xmlns:v="urn:schemas-microsoft-com:vml" xmlns:wp14="http://schemas.microsoft.com/office/word/2010/wordprocessingDrawing" xmlns:wp="http://schemas.openxmlformats.org/drawingml/2006/wordprocessingDrawing" xmlns:w10="urn:schemas-microsoft-com:office:word" xmlns:w="http://schemas.openxmlformats.org/wordprocessingml/2006/main" xmlns:w14="http://schemas.microsoft.com/office/word/2010/wordml" xmlns:w15="http://schemas.microsoft.com/office/word/2012/wordml" xmlns:w16cex="http://schemas.microsoft.com/office/word/2018/wordml/cex" xmlns:w16cid="http://schemas.microsoft.com/office/word/2016/wordml/cid" xmlns:w16="http://schemas.microsoft.com/office/word/2018/wordml" xmlns:w16du="http://schemas.microsoft.com/office/word/2023/wordml/word16du" xmlns:w16sdtdh="http://schemas.microsoft.com/office/word/2020/wordml/sdtdatahash" xmlns:w16sdtfl="http://schemas.microsoft.com/office/word/2024/wordml/sdtformatlock" xmlns:w16se="http://schemas.microsoft.com/office/word/2015/wordml/symex" xmlns:wpg="http://schemas.microsoft.com/office/word/2010/wordprocessingGroup" xmlns:wpi="http://schemas.microsoft.com/office/word/2010/wordprocessingInk" xmlns:wne="http://schemas.microsoft.com/office/word/2006/wordml" xmlns:wps="http://schemas.microsoft.com/office/word/2010/wordprocessingShape" mc:Ignorable="w14 w15 w16se w16cid w16 w16cex w16sdtdh w16sdtfl w16du wp14">
+<w:document xmlns:wpc="http://schemas.microsoft.com/office/word/2010/wordprocessingCanvas" xmlns:cx="http://schemas.microsoft.com/office/drawing/2014/chartex" xmlns:cx1="http://schemas.microsoft.com/office/drawing/2015/9/8/chartex" xmlns:cx2="http://schemas.microsoft.com/office/drawing/2015/10/21/chartex" xmlns:cx3="http://schemas.microsoft.com/office/drawing/2016/5/9/chartex" xmlns:cx4="http://schemas.microsoft.com/office/drawing/2016/5/10/chartex" xmlns:cx5="http://schemas.microsoft.com/office/drawing/2016/5/11/chartex" xmlns:cx6="http://schemas.microsoft.com/office/drawing/2016/5/12/chartex" xmlns:cx7="http://schemas.microsoft.com/office/drawing/2016/5/13/chartex" xmlns:cx8="http://schemas.microsoft.com/office/drawing/2016/5/14/chartex" xmlns:mc="http://schemas.openxmlformats.org/markup-compatibility/2006" xmlns:aink="http://schemas.microsoft.com/office/drawing/2016/ink" xmlns:am3d="http://schemas.microsoft.com/office/drawing/2017/model3d" xmlns:o="urn:schemas-microsoft-com:office:office" xmlns:oel="http://schemas.microsoft.com/office/2019/extlst" xmlns:r="http://schemas.openxmlformats.org/officeDocument/2006/relationships" xmlns:m="http://schemas.openxmlformats.org/officeDocument/2006/math" xmlns:v="urn:schemas-microsoft-com:vml" xmlns:wp14="http://schemas.microsoft.com/office/word/2010/wordprocessingDrawing" xmlns:wp="http://schemas.openxmlformats.org/drawingml/2006/wordprocessingDrawing" xmlns:w10="urn:schemas-microsoft-com:office:word" xmlns:w="http://schemas.openxmlformats.org/wordprocessingml/2006/main" xmlns:w14="http://schemas.microsoft.com/office/word/2010/wordml" xmlns:w15="http://schemas.microsoft.com/office/word/2012/wordml" xmlns:w16cex="http://schemas.microsoft.com/office/word/2018/wordml/cex" xmlns:w16cid="http://schemas.microsoft.com/office/word/2016/wordml/cid" xmlns:w16="http://schemas.microsoft.com/office/word/2018/wordml" xmlns:w16sdtdh="http://schemas.microsoft.com/office/word/2020/wordml/sdtdatahash" xmlns:w16se="http://schemas.microsoft.com/office/word/2015/wordml/symex" xmlns:wpg="http://schemas.microsoft.com/office/word/2010/wordprocessingGroup" xmlns:wpi="http://schemas.microsoft.com/office/word/2010/wordprocessingInk" xmlns:wne="http://schemas.microsoft.com/office/word/2006/wordml" xmlns:wps="http://schemas.microsoft.com/office/word/2010/wordprocessingShape" mc:Ignorable="w14 w15 w16se w16cid w16 w16cex w16sdtdh wp14">
   <w:body>
-    <w:p/>
+    <w:p>
+      <w:pPr>
+        <w:pStyle w:val="a9"/>
+        <w:numPr>
+          <w:ilvl w:val="0"/>
+          <w:numId w:val="1"/>
+        </w:numPr>
+        <w:rPr>
+          <w:rFonts w:ascii="宋体" w:eastAsia="宋体" w:hAnsi="宋体"/>
+          <w:sz w:val="24"/>
+        </w:rPr>
+      </w:pPr>
+      <w:r>
+        <w:rPr>
+          <w:rFonts w:ascii="宋体" w:eastAsia="宋体" w:hAnsi="宋体" w:hint="eastAsia"/>
+          <w:sz w:val="24"/>
+        </w:rPr>
+        <w:t>时间</w:t>
+      </w:r>
+      <w:r>
+        <w:rPr>
+          <w:rFonts w:ascii="宋体" w:eastAsia="宋体" w:hAnsi="宋体" w:hint="eastAsia"/>
+          <w:sz w:val="24"/>
+        </w:rPr>
+        <w:t>间隔</w:t>
+      </w:r>
+      <w:r>
+        <w:rPr>
+          <w:rFonts w:ascii="宋体" w:eastAsia="宋体" w:hAnsi="宋体" w:hint="eastAsia"/>
+          <w:sz w:val="24"/>
+        </w:rPr>
+        <w:t>和时刻</w:t>
+      </w:r>
+    </w:p>
+    <w:p>
+      <w:pPr>
+        <w:pStyle w:val="a9"/>
+        <w:numPr>
+          <w:ilvl w:val="0"/>
+          <w:numId w:val="2"/>
+        </w:numPr>
+        <w:rPr>
+          <w:rFonts w:ascii="宋体" w:eastAsia="宋体" w:hAnsi="宋体"/>
+          <w:sz w:val="24"/>
+        </w:rPr>
+      </w:pPr>
+      <w:r>
+        <w:rPr>
+          <w:rFonts w:ascii="宋体" w:eastAsia="宋体" w:hAnsi="宋体" w:hint="eastAsia"/>
+          <w:sz w:val="24"/>
+        </w:rPr>
+        <w:t>时间间隔和时刻的含义以及在时间轴上的表示</w:t>
+      </w:r>
+      <w:r>
+        <w:rPr>
+          <w:rFonts w:ascii="宋体" w:eastAsia="宋体" w:hAnsi="宋体" w:hint="eastAsia"/>
+          <w:sz w:val="24"/>
+        </w:rPr>
+        <w:t>(举例)</w:t>
+      </w:r>
+    </w:p>
+    <w:p>
+      <w:pPr>
+        <w:pStyle w:val="a9"/>
+        <w:numPr>
+          <w:ilvl w:val="1"/>
+          <w:numId w:val="2"/>
+        </w:numPr>
+        <w:rPr>
+          <w:rFonts w:ascii="宋体" w:eastAsia="宋体" w:hAnsi="宋体"/>
+          <w:sz w:val="24"/>
+        </w:rPr>
+      </w:pPr>
+      <w:r>
+        <w:rPr>
+          <w:rFonts w:ascii="宋体" w:eastAsia="宋体" w:hAnsi="宋体" w:hint="eastAsia"/>
+          <w:sz w:val="24"/>
+        </w:rPr>
+        <w:t>时刻是一个点，时间间隔是线段</w:t>
+      </w:r>
+    </w:p>
+    <w:p>
+      <w:pPr>
+        <w:pStyle w:val="a9"/>
+        <w:numPr>
+          <w:ilvl w:val="0"/>
+          <w:numId w:val="2"/>
+        </w:numPr>
+        <w:rPr>
+          <w:rFonts w:ascii="宋体" w:eastAsia="宋体" w:hAnsi="宋体"/>
+          <w:sz w:val="24"/>
+        </w:rPr>
+      </w:pPr>
+      <w:r>
+        <w:rPr>
+          <w:rFonts w:ascii="宋体" w:eastAsia="宋体" w:hAnsi="宋体" w:hint="eastAsia"/>
+          <w:sz w:val="24"/>
+        </w:rPr>
+        <w:t>时刻和时间间隔的分类</w:t>
+      </w:r>
+      <w:r>
+        <w:rPr>
+          <w:rFonts w:ascii="宋体" w:eastAsia="宋体" w:hAnsi="宋体" w:hint="eastAsia"/>
+          <w:sz w:val="24"/>
+        </w:rPr>
+        <w:t>(前几秒内，第几秒内，第几秒初，第几秒末等)</w:t>
+      </w:r>
+    </w:p>
+    <w:p>
+      <w:pPr>
+        <w:pStyle w:val="a9"/>
+        <w:numPr>
+          <w:ilvl w:val="0"/>
+          <w:numId w:val="2"/>
+        </w:numPr>
+        <w:rPr>
+          <w:rFonts w:ascii="宋体" w:eastAsia="宋体" w:hAnsi="宋体"/>
+          <w:sz w:val="24"/>
+        </w:rPr>
+      </w:pPr>
+      <m:oMath>
+        <m:r>
+          <w:rPr>
+            <w:rFonts w:ascii="Cambria Math" w:eastAsia="宋体" w:hAnsi="Cambria Math"/>
+            <w:sz w:val="24"/>
+          </w:rPr>
+          <m:t>∆</m:t>
+        </m:r>
+        <m:r>
+          <w:rPr>
+            <w:rFonts w:ascii="Cambria Math" w:eastAsia="宋体" w:hAnsi="Cambria Math" w:hint="eastAsia"/>
+            <w:sz w:val="24"/>
+          </w:rPr>
+          <m:t>t</m:t>
+        </m:r>
+        <m:r>
+          <w:rPr>
+            <w:rFonts w:ascii="Cambria Math" w:eastAsia="宋体" w:hAnsi="Cambria Math"/>
+            <w:sz w:val="24"/>
+          </w:rPr>
+          <m:t>=</m:t>
+        </m:r>
+        <m:sSub>
+          <m:sSubPr>
+            <m:ctrlPr>
+              <w:rPr>
+                <w:rFonts w:ascii="Cambria Math" w:eastAsia="宋体" w:hAnsi="Cambria Math"/>
+                <w:i/>
+                <w:sz w:val="24"/>
+              </w:rPr>
+            </m:ctrlPr>
+          </m:sSubPr>
+          <m:e>
+            <m:r>
+              <w:rPr>
+                <w:rFonts w:ascii="Cambria Math" w:eastAsia="宋体" w:hAnsi="Cambria Math" w:hint="eastAsia"/>
+                <w:sz w:val="24"/>
+              </w:rPr>
+              <m:t>t</m:t>
+            </m:r>
+          </m:e>
+          <m:sub>
+            <m:r>
+              <w:rPr>
+                <w:rFonts w:ascii="Cambria Math" w:eastAsia="宋体" w:hAnsi="Cambria Math"/>
+                <w:sz w:val="24"/>
+              </w:rPr>
+              <m:t>2</m:t>
+            </m:r>
+          </m:sub>
+        </m:sSub>
+        <m:r>
+          <w:rPr>
+            <w:rFonts w:ascii="Cambria Math" w:eastAsia="宋体" w:hAnsi="Cambria Math"/>
+            <w:sz w:val="24"/>
+          </w:rPr>
+          <m:t>-</m:t>
+        </m:r>
+        <m:sSub>
+          <m:sSubPr>
+            <m:ctrlPr>
+              <w:rPr>
+                <w:rFonts w:ascii="Cambria Math" w:eastAsia="宋体" w:hAnsi="Cambria Math"/>
+                <w:i/>
+                <w:sz w:val="24"/>
+              </w:rPr>
+            </m:ctrlPr>
+          </m:sSubPr>
+          <m:e>
+            <m:r>
+              <w:rPr>
+                <w:rFonts w:ascii="Cambria Math" w:eastAsia="宋体" w:hAnsi="Cambria Math" w:hint="eastAsia"/>
+                <w:sz w:val="24"/>
+              </w:rPr>
+              <m:t>t</m:t>
+            </m:r>
+          </m:e>
+          <m:sub>
+            <m:r>
+              <w:rPr>
+                <w:rFonts w:ascii="Cambria Math" w:eastAsia="宋体" w:hAnsi="Cambria Math"/>
+                <w:sz w:val="24"/>
+              </w:rPr>
+              <m:t>1</m:t>
+            </m:r>
+          </m:sub>
+        </m:sSub>
+      </m:oMath>
+      <w:r>
+        <w:rPr>
+          <w:rFonts w:ascii="宋体" w:eastAsia="宋体" w:hAnsi="宋体" w:hint="eastAsia"/>
+          <w:sz w:val="24"/>
+        </w:rPr>
+        <w:t>:时间间隔</w:t>
+      </w:r>
+    </w:p>
+    <w:p>
+      <w:pPr>
+        <w:pStyle w:val="a9"/>
+        <w:numPr>
+          <w:ilvl w:val="0"/>
+          <w:numId w:val="2"/>
+        </w:numPr>
+        <w:rPr>
+          <w:rFonts w:ascii="宋体" w:eastAsia="宋体" w:hAnsi="宋体"/>
+          <w:sz w:val="24"/>
+        </w:rPr>
+      </w:pPr>
+      <w:r>
+        <w:rPr>
+          <w:rFonts w:ascii="宋体" w:eastAsia="宋体" w:hAnsi="宋体" w:hint="eastAsia"/>
+          <w:sz w:val="24"/>
+        </w:rPr>
+        <w:t>练习:辨析时间间隔和时刻</w:t>
+      </w:r>
+    </w:p>
+    <w:p>
+      <w:pPr>
+        <w:pStyle w:val="a9"/>
+        <w:numPr>
+          <w:ilvl w:val="0"/>
+          <w:numId w:val="1"/>
+        </w:numPr>
+        <w:rPr>
+          <w:rFonts w:ascii="宋体" w:eastAsia="宋体" w:hAnsi="宋体"/>
+          <w:sz w:val="24"/>
+        </w:rPr>
+      </w:pPr>
+      <w:r>
+        <w:rPr>
+          <w:rFonts w:ascii="宋体" w:eastAsia="宋体" w:hAnsi="宋体" w:hint="eastAsia"/>
+          <w:sz w:val="24"/>
+        </w:rPr>
+        <w:t>路程和位移</w:t>
+      </w:r>
+    </w:p>
+    <w:p>
+      <w:pPr>
+        <w:pStyle w:val="a9"/>
+        <w:numPr>
+          <w:ilvl w:val="0"/>
+          <w:numId w:val="3"/>
+        </w:numPr>
+        <w:rPr>
+          <w:rFonts w:ascii="宋体" w:eastAsia="宋体" w:hAnsi="宋体"/>
+          <w:sz w:val="24"/>
+        </w:rPr>
+      </w:pPr>
+      <w:r>
+        <w:rPr>
+          <w:rFonts w:ascii="宋体" w:eastAsia="宋体" w:hAnsi="宋体" w:hint="eastAsia"/>
+          <w:sz w:val="24"/>
+        </w:rPr>
+        <w:t>路程=速度·时间：物体运动轨迹的长度</w:t>
+      </w:r>
+    </w:p>
+    <w:p>
+      <w:pPr>
+        <w:pStyle w:val="a9"/>
+        <w:numPr>
+          <w:ilvl w:val="0"/>
+          <w:numId w:val="3"/>
+        </w:numPr>
+        <w:rPr>
+          <w:rFonts w:ascii="宋体" w:eastAsia="宋体" w:hAnsi="宋体"/>
+          <w:sz w:val="24"/>
+        </w:rPr>
+      </w:pPr>
+      <w:r>
+        <w:rPr>
+          <w:rFonts w:ascii="宋体" w:eastAsia="宋体" w:hAnsi="宋体" w:hint="eastAsia"/>
+          <w:sz w:val="24"/>
+        </w:rPr>
+        <w:t>举例：</w:t>
+      </w:r>
+      <w:r>
+        <w:rPr>
+          <w:rFonts w:ascii="宋体" w:eastAsia="宋体" w:hAnsi="宋体" w:hint="eastAsia"/>
+          <w:sz w:val="24"/>
+        </w:rPr>
+        <w:t>从a到b的各个轨迹</w:t>
+      </w:r>
+      <w:r>
+        <w:rPr>
+          <w:rFonts w:ascii="宋体" w:eastAsia="宋体" w:hAnsi="宋体" w:hint="eastAsia"/>
+          <w:sz w:val="24"/>
+        </w:rPr>
+        <w:t>，但是它们的共同点都是：从起始位置到末位置的距离是相同的</w:t>
+      </w:r>
+      <w:r>
+        <w:rPr>
+          <w:rFonts w:ascii="宋体" w:eastAsia="宋体" w:hAnsi="宋体" w:hint="eastAsia"/>
+          <w:sz w:val="24"/>
+        </w:rPr>
+        <w:t>。</w:t>
+      </w:r>
+    </w:p>
+    <w:p>
+      <w:pPr>
+        <w:pStyle w:val="a9"/>
+        <w:numPr>
+          <w:ilvl w:val="0"/>
+          <w:numId w:val="3"/>
+        </w:numPr>
+        <w:rPr>
+          <w:rFonts w:ascii="宋体" w:eastAsia="宋体" w:hAnsi="宋体"/>
+          <w:sz w:val="24"/>
+        </w:rPr>
+      </w:pPr>
+      <w:r>
+        <w:rPr>
+          <w:rFonts w:ascii="宋体" w:eastAsia="宋体" w:hAnsi="宋体" w:hint="eastAsia"/>
+          <w:sz w:val="24"/>
+        </w:rPr>
+        <w:t>位移：</w:t>
+      </w:r>
+      <w:r>
+        <w:rPr>
+          <w:rFonts w:ascii="宋体" w:eastAsia="宋体" w:hAnsi="宋体" w:hint="eastAsia"/>
+          <w:sz w:val="24"/>
+        </w:rPr>
+        <w:t>表示物体初末位置的变化。用由初位置指向末位置的有向线段来表示，长度表示大小。是一个既有大小也有方向的量</w:t>
+      </w:r>
+      <w:r>
+        <w:rPr>
+          <w:rFonts w:ascii="宋体" w:eastAsia="宋体" w:hAnsi="宋体" w:hint="eastAsia"/>
+          <w:sz w:val="24"/>
+        </w:rPr>
+        <w:t>。单位</w:t>
+      </w:r>
+    </w:p>
+    <w:p>
+      <w:pPr>
+        <w:pStyle w:val="a9"/>
+        <w:numPr>
+          <w:ilvl w:val="0"/>
+          <w:numId w:val="3"/>
+        </w:numPr>
+        <w:rPr>
+          <w:rFonts w:ascii="宋体" w:eastAsia="宋体" w:hAnsi="宋体"/>
+          <w:sz w:val="24"/>
+        </w:rPr>
+      </w:pPr>
+      <w:r>
+        <w:rPr>
+          <w:rFonts w:ascii="宋体" w:eastAsia="宋体" w:hAnsi="宋体" w:hint="eastAsia"/>
+          <w:sz w:val="24"/>
+        </w:rPr>
+        <w:t>用坐标系来举例，初位置</w:t>
+      </w:r>
+      <m:oMath>
+        <m:sSub>
+          <m:sSubPr>
+            <m:ctrlPr>
+              <w:rPr>
+                <w:rFonts w:ascii="Cambria Math" w:eastAsia="宋体" w:hAnsi="Cambria Math"/>
+                <w:i/>
+                <w:sz w:val="24"/>
+              </w:rPr>
+            </m:ctrlPr>
+          </m:sSubPr>
+          <m:e>
+            <m:r>
+              <w:rPr>
+                <w:rFonts w:ascii="Cambria Math" w:eastAsia="宋体" w:hAnsi="Cambria Math" w:hint="eastAsia"/>
+                <w:sz w:val="24"/>
+              </w:rPr>
+              <m:t>x</m:t>
+            </m:r>
+          </m:e>
+          <m:sub>
+            <m:r>
+              <w:rPr>
+                <w:rFonts w:ascii="Cambria Math" w:eastAsia="宋体" w:hAnsi="Cambria Math"/>
+                <w:sz w:val="24"/>
+              </w:rPr>
+              <m:t>1</m:t>
+            </m:r>
+          </m:sub>
+        </m:sSub>
+      </m:oMath>
+      <w:r>
+        <w:rPr>
+          <w:rFonts w:ascii="宋体" w:eastAsia="宋体" w:hAnsi="宋体" w:hint="eastAsia"/>
+          <w:sz w:val="24"/>
+        </w:rPr>
+        <w:t>，末位置</w:t>
+      </w:r>
+      <m:oMath>
+        <m:sSub>
+          <m:sSubPr>
+            <m:ctrlPr>
+              <w:rPr>
+                <w:rFonts w:ascii="Cambria Math" w:eastAsia="宋体" w:hAnsi="Cambria Math"/>
+                <w:i/>
+                <w:sz w:val="24"/>
+              </w:rPr>
+            </m:ctrlPr>
+          </m:sSubPr>
+          <m:e>
+            <m:r>
+              <w:rPr>
+                <w:rFonts w:ascii="Cambria Math" w:eastAsia="宋体" w:hAnsi="Cambria Math" w:hint="eastAsia"/>
+                <w:sz w:val="24"/>
+              </w:rPr>
+              <m:t>x</m:t>
+            </m:r>
+          </m:e>
+          <m:sub>
+            <m:r>
+              <w:rPr>
+                <w:rFonts w:ascii="Cambria Math" w:eastAsia="宋体" w:hAnsi="Cambria Math"/>
+                <w:sz w:val="24"/>
+              </w:rPr>
+              <m:t>2</m:t>
+            </m:r>
+          </m:sub>
+        </m:sSub>
+      </m:oMath>
+      <w:r>
+        <w:rPr>
+          <w:rFonts w:ascii="宋体" w:eastAsia="宋体" w:hAnsi="宋体" w:hint="eastAsia"/>
+          <w:sz w:val="24"/>
+        </w:rPr>
+        <w:t>，位移用</w:t>
+      </w:r>
+      <m:oMath>
+        <m:r>
+          <w:rPr>
+            <w:rFonts w:ascii="Cambria Math" w:eastAsia="宋体" w:hAnsi="Cambria Math"/>
+            <w:sz w:val="24"/>
+          </w:rPr>
+          <m:t>∆</m:t>
+        </m:r>
+        <m:r>
+          <w:rPr>
+            <w:rFonts w:ascii="Cambria Math" w:eastAsia="宋体" w:hAnsi="Cambria Math" w:hint="eastAsia"/>
+            <w:sz w:val="24"/>
+          </w:rPr>
+          <m:t>x</m:t>
+        </m:r>
+      </m:oMath>
+      <w:r>
+        <w:rPr>
+          <w:rFonts w:ascii="宋体" w:eastAsia="宋体" w:hAnsi="宋体" w:hint="eastAsia"/>
+          <w:sz w:val="24"/>
+        </w:rPr>
+        <w:t>来表示，</w:t>
+      </w:r>
+      <m:oMath>
+        <m:r>
+          <w:rPr>
+            <w:rFonts w:ascii="Cambria Math" w:eastAsia="宋体" w:hAnsi="Cambria Math"/>
+            <w:sz w:val="24"/>
+          </w:rPr>
+          <m:t>∆</m:t>
+        </m:r>
+        <m:r>
+          <w:rPr>
+            <w:rFonts w:ascii="Cambria Math" w:eastAsia="宋体" w:hAnsi="Cambria Math" w:hint="eastAsia"/>
+            <w:sz w:val="24"/>
+          </w:rPr>
+          <m:t>x</m:t>
+        </m:r>
+        <m:r>
+          <w:rPr>
+            <w:rFonts w:ascii="Cambria Math" w:eastAsia="宋体" w:hAnsi="Cambria Math"/>
+            <w:sz w:val="24"/>
+          </w:rPr>
+          <m:t>=</m:t>
+        </m:r>
+        <m:sSub>
+          <m:sSubPr>
+            <m:ctrlPr>
+              <w:rPr>
+                <w:rFonts w:ascii="Cambria Math" w:eastAsia="宋体" w:hAnsi="Cambria Math"/>
+                <w:i/>
+                <w:sz w:val="24"/>
+              </w:rPr>
+            </m:ctrlPr>
+          </m:sSubPr>
+          <m:e>
+            <m:r>
+              <w:rPr>
+                <w:rFonts w:ascii="Cambria Math" w:eastAsia="宋体" w:hAnsi="Cambria Math" w:hint="eastAsia"/>
+                <w:sz w:val="24"/>
+              </w:rPr>
+              <m:t>x</m:t>
+            </m:r>
+          </m:e>
+          <m:sub>
+            <m:r>
+              <w:rPr>
+                <w:rFonts w:ascii="Cambria Math" w:eastAsia="宋体" w:hAnsi="Cambria Math"/>
+                <w:sz w:val="24"/>
+              </w:rPr>
+              <m:t>2</m:t>
+            </m:r>
+          </m:sub>
+        </m:sSub>
+        <m:r>
+          <w:rPr>
+            <w:rFonts w:ascii="Cambria Math" w:eastAsia="宋体" w:hAnsi="Cambria Math"/>
+            <w:sz w:val="24"/>
+          </w:rPr>
+          <m:t>-</m:t>
+        </m:r>
+        <m:sSub>
+          <m:sSubPr>
+            <m:ctrlPr>
+              <w:rPr>
+                <w:rFonts w:ascii="Cambria Math" w:eastAsia="宋体" w:hAnsi="Cambria Math"/>
+                <w:i/>
+                <w:sz w:val="24"/>
+              </w:rPr>
+            </m:ctrlPr>
+          </m:sSubPr>
+          <m:e>
+            <m:r>
+              <w:rPr>
+                <w:rFonts w:ascii="Cambria Math" w:eastAsia="宋体" w:hAnsi="Cambria Math" w:hint="eastAsia"/>
+                <w:sz w:val="24"/>
+              </w:rPr>
+              <m:t>x</m:t>
+            </m:r>
+          </m:e>
+          <m:sub>
+            <m:r>
+              <w:rPr>
+                <w:rFonts w:ascii="Cambria Math" w:eastAsia="宋体" w:hAnsi="Cambria Math"/>
+                <w:sz w:val="24"/>
+              </w:rPr>
+              <m:t>1</m:t>
+            </m:r>
+          </m:sub>
+        </m:sSub>
+      </m:oMath>
+      <w:r>
+        <w:rPr>
+          <w:rFonts w:ascii="宋体" w:eastAsia="宋体" w:hAnsi="宋体" w:hint="eastAsia"/>
+          <w:sz w:val="24"/>
+        </w:rPr>
+        <w:t>，大于0，表示正方向，小于0表示负方向</w:t>
+      </w:r>
+      <w:r>
+        <w:rPr>
+          <w:rFonts w:ascii="宋体" w:eastAsia="宋体" w:hAnsi="宋体" w:hint="eastAsia"/>
+          <w:sz w:val="24"/>
+        </w:rPr>
+        <w:t>。正负只表示方向，不表示大小</w:t>
+      </w:r>
+    </w:p>
+    <w:p>
+      <w:pPr>
+        <w:pStyle w:val="a9"/>
+        <w:numPr>
+          <w:ilvl w:val="0"/>
+          <w:numId w:val="3"/>
+        </w:numPr>
+        <w:rPr>
+          <w:rFonts w:ascii="宋体" w:eastAsia="宋体" w:hAnsi="宋体" w:hint="eastAsia"/>
+          <w:sz w:val="24"/>
+        </w:rPr>
+      </w:pPr>
+      <w:r>
+        <w:rPr>
+          <w:rFonts w:ascii="宋体" w:eastAsia="宋体" w:hAnsi="宋体" w:hint="eastAsia"/>
+          <w:sz w:val="24"/>
+        </w:rPr>
+        <w:t>练习</w:t>
+      </w:r>
+      <w:r>
+        <w:rPr>
+          <w:rFonts w:ascii="宋体" w:eastAsia="宋体" w:hAnsi="宋体" w:hint="eastAsia"/>
+          <w:sz w:val="24"/>
+        </w:rPr>
+        <w:t>：路程与位移的关系</w:t>
+      </w:r>
+      <w:r>
+        <w:rPr>
+          <w:rFonts w:ascii="宋体" w:eastAsia="宋体" w:hAnsi="宋体" w:hint="eastAsia"/>
+          <w:sz w:val="24"/>
+        </w:rPr>
+        <w:t>；</w:t>
+      </w:r>
+      <w:r>
+        <w:rPr>
+          <w:rFonts w:ascii="宋体" w:eastAsia="宋体" w:hAnsi="宋体" w:hint="eastAsia"/>
+          <w:sz w:val="24"/>
+        </w:rPr>
+        <w:t>同一运动中，位移可以为0，路程不为0</w:t>
+      </w:r>
+    </w:p>
+    <w:p>
+      <w:pPr>
+        <w:pStyle w:val="a9"/>
+        <w:numPr>
+          <w:ilvl w:val="0"/>
+          <w:numId w:val="1"/>
+        </w:numPr>
+        <w:rPr>
+          <w:rFonts w:ascii="宋体" w:eastAsia="宋体" w:hAnsi="宋体"/>
+          <w:sz w:val="24"/>
+        </w:rPr>
+      </w:pPr>
+      <w:r>
+        <w:rPr>
+          <w:rFonts w:ascii="宋体" w:eastAsia="宋体" w:hAnsi="宋体" w:hint="eastAsia"/>
+          <w:sz w:val="24"/>
+        </w:rPr>
+        <w:t>矢量和标量</w:t>
+      </w:r>
+    </w:p>
+    <w:p>
+      <w:pPr>
+        <w:pStyle w:val="a9"/>
+        <w:numPr>
+          <w:ilvl w:val="0"/>
+          <w:numId w:val="4"/>
+        </w:numPr>
+        <w:rPr>
+          <w:rFonts w:ascii="宋体" w:eastAsia="宋体" w:hAnsi="宋体"/>
+          <w:sz w:val="24"/>
+        </w:rPr>
+      </w:pPr>
+      <w:r>
+        <w:rPr>
+          <w:rFonts w:ascii="宋体" w:eastAsia="宋体" w:hAnsi="宋体" w:hint="eastAsia"/>
+          <w:sz w:val="24"/>
+        </w:rPr>
+        <w:t>矢量、标量的定义</w:t>
+      </w:r>
+    </w:p>
+    <w:p>
+      <w:pPr>
+        <w:pStyle w:val="a9"/>
+        <w:numPr>
+          <w:ilvl w:val="0"/>
+          <w:numId w:val="4"/>
+        </w:numPr>
+        <w:rPr>
+          <w:rFonts w:ascii="宋体" w:eastAsia="宋体" w:hAnsi="宋体"/>
+          <w:sz w:val="24"/>
+        </w:rPr>
+      </w:pPr>
+      <w:r>
+        <w:rPr>
+          <w:rFonts w:ascii="宋体" w:eastAsia="宋体" w:hAnsi="宋体" w:hint="eastAsia"/>
+          <w:sz w:val="24"/>
+        </w:rPr>
+        <w:t>初中阶段常见的物理量：速度、时间、温度、质量、体积、密度、力</w:t>
+      </w:r>
+      <w:r>
+        <w:rPr>
+          <w:rFonts w:ascii="宋体" w:eastAsia="宋体" w:hAnsi="宋体" w:hint="eastAsia"/>
+          <w:sz w:val="24"/>
+        </w:rPr>
+        <w:t>，那些是标量哪些是矢量？</w:t>
+      </w:r>
+    </w:p>
+    <w:p>
+      <w:pPr>
+        <w:pStyle w:val="a9"/>
+        <w:numPr>
+          <w:ilvl w:val="0"/>
+          <w:numId w:val="4"/>
+        </w:numPr>
+        <w:rPr>
+          <w:rFonts w:ascii="宋体" w:eastAsia="宋体" w:hAnsi="宋体" w:hint="eastAsia"/>
+          <w:sz w:val="24"/>
+        </w:rPr>
+      </w:pPr>
+      <w:r>
+        <w:rPr>
+          <w:rFonts w:ascii="宋体" w:eastAsia="宋体" w:hAnsi="宋体" w:hint="eastAsia"/>
+          <w:sz w:val="24"/>
+        </w:rPr>
+        <w:t>练习</w:t>
+      </w:r>
+    </w:p>
     <w:sectPr>
       <w:pgSz w:w="11906" w:h="16838"/>
       <w:pgMar w:top="1440" w:right="1800" w:bottom="1440" w:left="1800" w:header="851" w:footer="992" w:gutter="0"/>
@@ -13,8 +712,443 @@
 </w:document>
 </file>
 
+<file path=word/endnotes.xml><?xml version="1.0" encoding="utf-8"?>
+<w:endnotes xmlns:wpc="http://schemas.microsoft.com/office/word/2010/wordprocessingCanvas" xmlns:cx="http://schemas.microsoft.com/office/drawing/2014/chartex" xmlns:cx1="http://schemas.microsoft.com/office/drawing/2015/9/8/chartex" xmlns:cx2="http://schemas.microsoft.com/office/drawing/2015/10/21/chartex" xmlns:cx3="http://schemas.microsoft.com/office/drawing/2016/5/9/chartex" xmlns:cx4="http://schemas.microsoft.com/office/drawing/2016/5/10/chartex" xmlns:cx5="http://schemas.microsoft.com/office/drawing/2016/5/11/chartex" xmlns:cx6="http://schemas.microsoft.com/office/drawing/2016/5/12/chartex" xmlns:cx7="http://schemas.microsoft.com/office/drawing/2016/5/13/chartex" xmlns:cx8="http://schemas.microsoft.com/office/drawing/2016/5/14/chartex" xmlns:mc="http://schemas.openxmlformats.org/markup-compatibility/2006" xmlns:aink="http://schemas.microsoft.com/office/drawing/2016/ink" xmlns:am3d="http://schemas.microsoft.com/office/drawing/2017/model3d" xmlns:o="urn:schemas-microsoft-com:office:office" xmlns:oel="http://schemas.microsoft.com/office/2019/extlst" xmlns:r="http://schemas.openxmlformats.org/officeDocument/2006/relationships" xmlns:m="http://schemas.openxmlformats.org/officeDocument/2006/math" xmlns:v="urn:schemas-microsoft-com:vml" xmlns:wp14="http://schemas.microsoft.com/office/word/2010/wordprocessingDrawing" xmlns:wp="http://schemas.openxmlformats.org/drawingml/2006/wordprocessingDrawing" xmlns:w10="urn:schemas-microsoft-com:office:word" xmlns:w="http://schemas.openxmlformats.org/wordprocessingml/2006/main" xmlns:w14="http://schemas.microsoft.com/office/word/2010/wordml" xmlns:w15="http://schemas.microsoft.com/office/word/2012/wordml" xmlns:w16cex="http://schemas.microsoft.com/office/word/2018/wordml/cex" xmlns:w16cid="http://schemas.microsoft.com/office/word/2016/wordml/cid" xmlns:w16="http://schemas.microsoft.com/office/word/2018/wordml" xmlns:w16sdtdh="http://schemas.microsoft.com/office/word/2020/wordml/sdtdatahash" xmlns:w16se="http://schemas.microsoft.com/office/word/2015/wordml/symex" xmlns:wpg="http://schemas.microsoft.com/office/word/2010/wordprocessingGroup" xmlns:wpi="http://schemas.microsoft.com/office/word/2010/wordprocessingInk" xmlns:wne="http://schemas.microsoft.com/office/word/2006/wordml" xmlns:wps="http://schemas.microsoft.com/office/word/2010/wordprocessingShape" mc:Ignorable="w14 w15 w16se w16cid w16 w16cex w16sdtdh wp14">
+  <w:endnote w:type="separator" w:id="-1">
+    <w:p>
+      <w:pPr>
+        <w:spacing w:after="0" w:line="240" w:lineRule="auto"/>
+        <w:rPr>
+          <w:rFonts w:hint="eastAsia"/>
+        </w:rPr>
+      </w:pPr>
+      <w:r>
+        <w:separator/>
+      </w:r>
+    </w:p>
+  </w:endnote>
+  <w:endnote w:type="continuationSeparator" w:id="0">
+    <w:p>
+      <w:pPr>
+        <w:spacing w:after="0" w:line="240" w:lineRule="auto"/>
+        <w:rPr>
+          <w:rFonts w:hint="eastAsia"/>
+        </w:rPr>
+      </w:pPr>
+      <w:r>
+        <w:continuationSeparator/>
+      </w:r>
+    </w:p>
+  </w:endnote>
+</w:endnotes>
+</file>
+
+<file path=word/footnotes.xml><?xml version="1.0" encoding="utf-8"?>
+<w:footnotes xmlns:wpc="http://schemas.microsoft.com/office/word/2010/wordprocessingCanvas" xmlns:cx="http://schemas.microsoft.com/office/drawing/2014/chartex" xmlns:cx1="http://schemas.microsoft.com/office/drawing/2015/9/8/chartex" xmlns:cx2="http://schemas.microsoft.com/office/drawing/2015/10/21/chartex" xmlns:cx3="http://schemas.microsoft.com/office/drawing/2016/5/9/chartex" xmlns:cx4="http://schemas.microsoft.com/office/drawing/2016/5/10/chartex" xmlns:cx5="http://schemas.microsoft.com/office/drawing/2016/5/11/chartex" xmlns:cx6="http://schemas.microsoft.com/office/drawing/2016/5/12/chartex" xmlns:cx7="http://schemas.microsoft.com/office/drawing/2016/5/13/chartex" xmlns:cx8="http://schemas.microsoft.com/office/drawing/2016/5/14/chartex" xmlns:mc="http://schemas.openxmlformats.org/markup-compatibility/2006" xmlns:aink="http://schemas.microsoft.com/office/drawing/2016/ink" xmlns:am3d="http://schemas.microsoft.com/office/drawing/2017/model3d" xmlns:o="urn:schemas-microsoft-com:office:office" xmlns:oel="http://schemas.microsoft.com/office/2019/extlst" xmlns:r="http://schemas.openxmlformats.org/officeDocument/2006/relationships" xmlns:m="http://schemas.openxmlformats.org/officeDocument/2006/math" xmlns:v="urn:schemas-microsoft-com:vml" xmlns:wp14="http://schemas.microsoft.com/office/word/2010/wordprocessingDrawing" xmlns:wp="http://schemas.openxmlformats.org/drawingml/2006/wordprocessingDrawing" xmlns:w10="urn:schemas-microsoft-com:office:word" xmlns:w="http://schemas.openxmlformats.org/wordprocessingml/2006/main" xmlns:w14="http://schemas.microsoft.com/office/word/2010/wordml" xmlns:w15="http://schemas.microsoft.com/office/word/2012/wordml" xmlns:w16cex="http://schemas.microsoft.com/office/word/2018/wordml/cex" xmlns:w16cid="http://schemas.microsoft.com/office/word/2016/wordml/cid" xmlns:w16="http://schemas.microsoft.com/office/word/2018/wordml" xmlns:w16sdtdh="http://schemas.microsoft.com/office/word/2020/wordml/sdtdatahash" xmlns:w16se="http://schemas.microsoft.com/office/word/2015/wordml/symex" xmlns:wpg="http://schemas.microsoft.com/office/word/2010/wordprocessingGroup" xmlns:wpi="http://schemas.microsoft.com/office/word/2010/wordprocessingInk" xmlns:wne="http://schemas.microsoft.com/office/word/2006/wordml" xmlns:wps="http://schemas.microsoft.com/office/word/2010/wordprocessingShape" mc:Ignorable="w14 w15 w16se w16cid w16 w16cex w16sdtdh wp14">
+  <w:footnote w:type="separator" w:id="-1">
+    <w:p>
+      <w:pPr>
+        <w:spacing w:after="0" w:line="240" w:lineRule="auto"/>
+        <w:rPr>
+          <w:rFonts w:hint="eastAsia"/>
+        </w:rPr>
+      </w:pPr>
+      <w:r>
+        <w:separator/>
+      </w:r>
+    </w:p>
+  </w:footnote>
+  <w:footnote w:type="continuationSeparator" w:id="0">
+    <w:p>
+      <w:pPr>
+        <w:spacing w:after="0" w:line="240" w:lineRule="auto"/>
+        <w:rPr>
+          <w:rFonts w:hint="eastAsia"/>
+        </w:rPr>
+      </w:pPr>
+      <w:r>
+        <w:continuationSeparator/>
+      </w:r>
+    </w:p>
+  </w:footnote>
+</w:footnotes>
+</file>
+
+<file path=word/numbering.xml><?xml version="1.0" encoding="utf-8"?>
+<w:numbering xmlns:wpc="http://schemas.microsoft.com/office/word/2010/wordprocessingCanvas" xmlns:cx="http://schemas.microsoft.com/office/drawing/2014/chartex" xmlns:cx1="http://schemas.microsoft.com/office/drawing/2015/9/8/chartex" xmlns:cx2="http://schemas.microsoft.com/office/drawing/2015/10/21/chartex" xmlns:cx3="http://schemas.microsoft.com/office/drawing/2016/5/9/chartex" xmlns:cx4="http://schemas.microsoft.com/office/drawing/2016/5/10/chartex" xmlns:cx5="http://schemas.microsoft.com/office/drawing/2016/5/11/chartex" xmlns:cx6="http://schemas.microsoft.com/office/drawing/2016/5/12/chartex" xmlns:cx7="http://schemas.microsoft.com/office/drawing/2016/5/13/chartex" xmlns:cx8="http://schemas.microsoft.com/office/drawing/2016/5/14/chartex" xmlns:mc="http://schemas.openxmlformats.org/markup-compatibility/2006" xmlns:aink="http://schemas.microsoft.com/office/drawing/2016/ink" xmlns:am3d="http://schemas.microsoft.com/office/drawing/2017/model3d" xmlns:o="urn:schemas-microsoft-com:office:office" xmlns:oel="http://schemas.microsoft.com/office/2019/extlst" xmlns:r="http://schemas.openxmlformats.org/officeDocument/2006/relationships" xmlns:m="http://schemas.openxmlformats.org/officeDocument/2006/math" xmlns:v="urn:schemas-microsoft-com:vml" xmlns:wp14="http://schemas.microsoft.com/office/word/2010/wordprocessingDrawing" xmlns:wp="http://schemas.openxmlformats.org/drawingml/2006/wordprocessingDrawing" xmlns:w10="urn:schemas-microsoft-com:office:word" xmlns:w="http://schemas.openxmlformats.org/wordprocessingml/2006/main" xmlns:w14="http://schemas.microsoft.com/office/word/2010/wordml" xmlns:w15="http://schemas.microsoft.com/office/word/2012/wordml" xmlns:w16cex="http://schemas.microsoft.com/office/word/2018/wordml/cex" xmlns:w16cid="http://schemas.microsoft.com/office/word/2016/wordml/cid" xmlns:w16="http://schemas.microsoft.com/office/word/2018/wordml" xmlns:w16sdtdh="http://schemas.microsoft.com/office/word/2020/wordml/sdtdatahash" xmlns:w16se="http://schemas.microsoft.com/office/word/2015/wordml/symex" xmlns:wpg="http://schemas.microsoft.com/office/word/2010/wordprocessingGroup" xmlns:wpi="http://schemas.microsoft.com/office/word/2010/wordprocessingInk" xmlns:wne="http://schemas.microsoft.com/office/word/2006/wordml" xmlns:wps="http://schemas.microsoft.com/office/word/2010/wordprocessingShape" mc:Ignorable="w14 w15 w16se w16cid w16 w16cex w16sdtdh wp14">
+  <w:abstractNum w:abstractNumId="0" w15:restartNumberingAfterBreak="0">
+    <w:nsid w:val="0106002E"/>
+    <w:multiLevelType w:val="hybridMultilevel"/>
+    <w:tmpl w:val="5662786C"/>
+    <w:lvl w:ilvl="0" w:tplc="D256E79E">
+      <w:start w:val="1"/>
+      <w:numFmt w:val="decimal"/>
+      <w:lvlText w:val="%1."/>
+      <w:lvlJc w:val="left"/>
+      <w:pPr>
+        <w:ind w:left="360" w:hanging="360"/>
+      </w:pPr>
+      <w:rPr>
+        <w:rFonts w:hint="default"/>
+      </w:rPr>
+    </w:lvl>
+    <w:lvl w:ilvl="1" w:tplc="04090019" w:tentative="1">
+      <w:start w:val="1"/>
+      <w:numFmt w:val="lowerLetter"/>
+      <w:lvlText w:val="%2)"/>
+      <w:lvlJc w:val="left"/>
+      <w:pPr>
+        <w:ind w:left="880" w:hanging="440"/>
+      </w:pPr>
+    </w:lvl>
+    <w:lvl w:ilvl="2" w:tplc="0409001B" w:tentative="1">
+      <w:start w:val="1"/>
+      <w:numFmt w:val="lowerRoman"/>
+      <w:lvlText w:val="%3."/>
+      <w:lvlJc w:val="right"/>
+      <w:pPr>
+        <w:ind w:left="1320" w:hanging="440"/>
+      </w:pPr>
+    </w:lvl>
+    <w:lvl w:ilvl="3" w:tplc="0409000F" w:tentative="1">
+      <w:start w:val="1"/>
+      <w:numFmt w:val="decimal"/>
+      <w:lvlText w:val="%4."/>
+      <w:lvlJc w:val="left"/>
+      <w:pPr>
+        <w:ind w:left="1760" w:hanging="440"/>
+      </w:pPr>
+    </w:lvl>
+    <w:lvl w:ilvl="4" w:tplc="04090019" w:tentative="1">
+      <w:start w:val="1"/>
+      <w:numFmt w:val="lowerLetter"/>
+      <w:lvlText w:val="%5)"/>
+      <w:lvlJc w:val="left"/>
+      <w:pPr>
+        <w:ind w:left="2200" w:hanging="440"/>
+      </w:pPr>
+    </w:lvl>
+    <w:lvl w:ilvl="5" w:tplc="0409001B" w:tentative="1">
+      <w:start w:val="1"/>
+      <w:numFmt w:val="lowerRoman"/>
+      <w:lvlText w:val="%6."/>
+      <w:lvlJc w:val="right"/>
+      <w:pPr>
+        <w:ind w:left="2640" w:hanging="440"/>
+      </w:pPr>
+    </w:lvl>
+    <w:lvl w:ilvl="6" w:tplc="0409000F" w:tentative="1">
+      <w:start w:val="1"/>
+      <w:numFmt w:val="decimal"/>
+      <w:lvlText w:val="%7."/>
+      <w:lvlJc w:val="left"/>
+      <w:pPr>
+        <w:ind w:left="3080" w:hanging="440"/>
+      </w:pPr>
+    </w:lvl>
+    <w:lvl w:ilvl="7" w:tplc="04090019" w:tentative="1">
+      <w:start w:val="1"/>
+      <w:numFmt w:val="lowerLetter"/>
+      <w:lvlText w:val="%8)"/>
+      <w:lvlJc w:val="left"/>
+      <w:pPr>
+        <w:ind w:left="3520" w:hanging="440"/>
+      </w:pPr>
+    </w:lvl>
+    <w:lvl w:ilvl="8" w:tplc="0409001B" w:tentative="1">
+      <w:start w:val="1"/>
+      <w:numFmt w:val="lowerRoman"/>
+      <w:lvlText w:val="%9."/>
+      <w:lvlJc w:val="right"/>
+      <w:pPr>
+        <w:ind w:left="3960" w:hanging="440"/>
+      </w:pPr>
+    </w:lvl>
+  </w:abstractNum>
+  <w:abstractNum w:abstractNumId="1" w15:restartNumberingAfterBreak="0">
+    <w:nsid w:val="12F4516F"/>
+    <w:multiLevelType w:val="hybridMultilevel"/>
+    <w:tmpl w:val="0B729230"/>
+    <w:lvl w:ilvl="0" w:tplc="AD1217F8">
+      <w:start w:val="1"/>
+      <w:numFmt w:val="decimal"/>
+      <w:lvlText w:val="%1."/>
+      <w:lvlJc w:val="left"/>
+      <w:pPr>
+        <w:ind w:left="360" w:hanging="360"/>
+      </w:pPr>
+      <w:rPr>
+        <w:rFonts w:hint="default"/>
+      </w:rPr>
+    </w:lvl>
+    <w:lvl w:ilvl="1" w:tplc="04090019" w:tentative="1">
+      <w:start w:val="1"/>
+      <w:numFmt w:val="lowerLetter"/>
+      <w:lvlText w:val="%2)"/>
+      <w:lvlJc w:val="left"/>
+      <w:pPr>
+        <w:ind w:left="880" w:hanging="440"/>
+      </w:pPr>
+    </w:lvl>
+    <w:lvl w:ilvl="2" w:tplc="0409001B" w:tentative="1">
+      <w:start w:val="1"/>
+      <w:numFmt w:val="lowerRoman"/>
+      <w:lvlText w:val="%3."/>
+      <w:lvlJc w:val="right"/>
+      <w:pPr>
+        <w:ind w:left="1320" w:hanging="440"/>
+      </w:pPr>
+    </w:lvl>
+    <w:lvl w:ilvl="3" w:tplc="0409000F" w:tentative="1">
+      <w:start w:val="1"/>
+      <w:numFmt w:val="decimal"/>
+      <w:lvlText w:val="%4."/>
+      <w:lvlJc w:val="left"/>
+      <w:pPr>
+        <w:ind w:left="1760" w:hanging="440"/>
+      </w:pPr>
+    </w:lvl>
+    <w:lvl w:ilvl="4" w:tplc="04090019" w:tentative="1">
+      <w:start w:val="1"/>
+      <w:numFmt w:val="lowerLetter"/>
+      <w:lvlText w:val="%5)"/>
+      <w:lvlJc w:val="left"/>
+      <w:pPr>
+        <w:ind w:left="2200" w:hanging="440"/>
+      </w:pPr>
+    </w:lvl>
+    <w:lvl w:ilvl="5" w:tplc="0409001B" w:tentative="1">
+      <w:start w:val="1"/>
+      <w:numFmt w:val="lowerRoman"/>
+      <w:lvlText w:val="%6."/>
+      <w:lvlJc w:val="right"/>
+      <w:pPr>
+        <w:ind w:left="2640" w:hanging="440"/>
+      </w:pPr>
+    </w:lvl>
+    <w:lvl w:ilvl="6" w:tplc="0409000F" w:tentative="1">
+      <w:start w:val="1"/>
+      <w:numFmt w:val="decimal"/>
+      <w:lvlText w:val="%7."/>
+      <w:lvlJc w:val="left"/>
+      <w:pPr>
+        <w:ind w:left="3080" w:hanging="440"/>
+      </w:pPr>
+    </w:lvl>
+    <w:lvl w:ilvl="7" w:tplc="04090019" w:tentative="1">
+      <w:start w:val="1"/>
+      <w:numFmt w:val="lowerLetter"/>
+      <w:lvlText w:val="%8)"/>
+      <w:lvlJc w:val="left"/>
+      <w:pPr>
+        <w:ind w:left="3520" w:hanging="440"/>
+      </w:pPr>
+    </w:lvl>
+    <w:lvl w:ilvl="8" w:tplc="0409001B" w:tentative="1">
+      <w:start w:val="1"/>
+      <w:numFmt w:val="lowerRoman"/>
+      <w:lvlText w:val="%9."/>
+      <w:lvlJc w:val="right"/>
+      <w:pPr>
+        <w:ind w:left="3960" w:hanging="440"/>
+      </w:pPr>
+    </w:lvl>
+  </w:abstractNum>
+  <w:abstractNum w:abstractNumId="2" w15:restartNumberingAfterBreak="0">
+    <w:nsid w:val="3FAD1FBC"/>
+    <w:multiLevelType w:val="hybridMultilevel"/>
+    <w:tmpl w:val="B18A6BCC"/>
+    <w:lvl w:ilvl="0" w:tplc="77964404">
+      <w:start w:val="1"/>
+      <w:numFmt w:val="japaneseCounting"/>
+      <w:lvlText w:val="%1、"/>
+      <w:lvlJc w:val="left"/>
+      <w:pPr>
+        <w:ind w:left="480" w:hanging="480"/>
+      </w:pPr>
+      <w:rPr>
+        <w:rFonts w:hint="default"/>
+      </w:rPr>
+    </w:lvl>
+    <w:lvl w:ilvl="1" w:tplc="04090019" w:tentative="1">
+      <w:start w:val="1"/>
+      <w:numFmt w:val="lowerLetter"/>
+      <w:lvlText w:val="%2)"/>
+      <w:lvlJc w:val="left"/>
+      <w:pPr>
+        <w:ind w:left="880" w:hanging="440"/>
+      </w:pPr>
+    </w:lvl>
+    <w:lvl w:ilvl="2" w:tplc="0409001B" w:tentative="1">
+      <w:start w:val="1"/>
+      <w:numFmt w:val="lowerRoman"/>
+      <w:lvlText w:val="%3."/>
+      <w:lvlJc w:val="right"/>
+      <w:pPr>
+        <w:ind w:left="1320" w:hanging="440"/>
+      </w:pPr>
+    </w:lvl>
+    <w:lvl w:ilvl="3" w:tplc="0409000F" w:tentative="1">
+      <w:start w:val="1"/>
+      <w:numFmt w:val="decimal"/>
+      <w:lvlText w:val="%4."/>
+      <w:lvlJc w:val="left"/>
+      <w:pPr>
+        <w:ind w:left="1760" w:hanging="440"/>
+      </w:pPr>
+    </w:lvl>
+    <w:lvl w:ilvl="4" w:tplc="04090019" w:tentative="1">
+      <w:start w:val="1"/>
+      <w:numFmt w:val="lowerLetter"/>
+      <w:lvlText w:val="%5)"/>
+      <w:lvlJc w:val="left"/>
+      <w:pPr>
+        <w:ind w:left="2200" w:hanging="440"/>
+      </w:pPr>
+    </w:lvl>
+    <w:lvl w:ilvl="5" w:tplc="0409001B" w:tentative="1">
+      <w:start w:val="1"/>
+      <w:numFmt w:val="lowerRoman"/>
+      <w:lvlText w:val="%6."/>
+      <w:lvlJc w:val="right"/>
+      <w:pPr>
+        <w:ind w:left="2640" w:hanging="440"/>
+      </w:pPr>
+    </w:lvl>
+    <w:lvl w:ilvl="6" w:tplc="0409000F" w:tentative="1">
+      <w:start w:val="1"/>
+      <w:numFmt w:val="decimal"/>
+      <w:lvlText w:val="%7."/>
+      <w:lvlJc w:val="left"/>
+      <w:pPr>
+        <w:ind w:left="3080" w:hanging="440"/>
+      </w:pPr>
+    </w:lvl>
+    <w:lvl w:ilvl="7" w:tplc="04090019" w:tentative="1">
+      <w:start w:val="1"/>
+      <w:numFmt w:val="lowerLetter"/>
+      <w:lvlText w:val="%8)"/>
+      <w:lvlJc w:val="left"/>
+      <w:pPr>
+        <w:ind w:left="3520" w:hanging="440"/>
+      </w:pPr>
+    </w:lvl>
+    <w:lvl w:ilvl="8" w:tplc="0409001B" w:tentative="1">
+      <w:start w:val="1"/>
+      <w:numFmt w:val="lowerRoman"/>
+      <w:lvlText w:val="%9."/>
+      <w:lvlJc w:val="right"/>
+      <w:pPr>
+        <w:ind w:left="3960" w:hanging="440"/>
+      </w:pPr>
+    </w:lvl>
+  </w:abstractNum>
+  <w:abstractNum w:abstractNumId="3" w15:restartNumberingAfterBreak="0">
+    <w:nsid w:val="7EFC61CD"/>
+    <w:multiLevelType w:val="hybridMultilevel"/>
+    <w:tmpl w:val="5BAEBDE4"/>
+    <w:lvl w:ilvl="0" w:tplc="E7A2EA34">
+      <w:start w:val="1"/>
+      <w:numFmt w:val="decimal"/>
+      <w:lvlText w:val="%1."/>
+      <w:lvlJc w:val="left"/>
+      <w:pPr>
+        <w:ind w:left="360" w:hanging="360"/>
+      </w:pPr>
+      <w:rPr>
+        <w:rFonts w:hint="default"/>
+      </w:rPr>
+    </w:lvl>
+    <w:lvl w:ilvl="1" w:tplc="04090019">
+      <w:start w:val="1"/>
+      <w:numFmt w:val="lowerLetter"/>
+      <w:lvlText w:val="%2)"/>
+      <w:lvlJc w:val="left"/>
+      <w:pPr>
+        <w:ind w:left="880" w:hanging="440"/>
+      </w:pPr>
+    </w:lvl>
+    <w:lvl w:ilvl="2" w:tplc="0409001B" w:tentative="1">
+      <w:start w:val="1"/>
+      <w:numFmt w:val="lowerRoman"/>
+      <w:lvlText w:val="%3."/>
+      <w:lvlJc w:val="right"/>
+      <w:pPr>
+        <w:ind w:left="1320" w:hanging="440"/>
+      </w:pPr>
+    </w:lvl>
+    <w:lvl w:ilvl="3" w:tplc="0409000F" w:tentative="1">
+      <w:start w:val="1"/>
+      <w:numFmt w:val="decimal"/>
+      <w:lvlText w:val="%4."/>
+      <w:lvlJc w:val="left"/>
+      <w:pPr>
+        <w:ind w:left="1760" w:hanging="440"/>
+      </w:pPr>
+    </w:lvl>
+    <w:lvl w:ilvl="4" w:tplc="04090019" w:tentative="1">
+      <w:start w:val="1"/>
+      <w:numFmt w:val="lowerLetter"/>
+      <w:lvlText w:val="%5)"/>
+      <w:lvlJc w:val="left"/>
+      <w:pPr>
+        <w:ind w:left="2200" w:hanging="440"/>
+      </w:pPr>
+    </w:lvl>
+    <w:lvl w:ilvl="5" w:tplc="0409001B" w:tentative="1">
+      <w:start w:val="1"/>
+      <w:numFmt w:val="lowerRoman"/>
+      <w:lvlText w:val="%6."/>
+      <w:lvlJc w:val="right"/>
+      <w:pPr>
+        <w:ind w:left="2640" w:hanging="440"/>
+      </w:pPr>
+    </w:lvl>
+    <w:lvl w:ilvl="6" w:tplc="0409000F" w:tentative="1">
+      <w:start w:val="1"/>
+      <w:numFmt w:val="decimal"/>
+      <w:lvlText w:val="%7."/>
+      <w:lvlJc w:val="left"/>
+      <w:pPr>
+        <w:ind w:left="3080" w:hanging="440"/>
+      </w:pPr>
+    </w:lvl>
+    <w:lvl w:ilvl="7" w:tplc="04090019" w:tentative="1">
+      <w:start w:val="1"/>
+      <w:numFmt w:val="lowerLetter"/>
+      <w:lvlText w:val="%8)"/>
+      <w:lvlJc w:val="left"/>
+      <w:pPr>
+        <w:ind w:left="3520" w:hanging="440"/>
+      </w:pPr>
+    </w:lvl>
+    <w:lvl w:ilvl="8" w:tplc="0409001B" w:tentative="1">
+      <w:start w:val="1"/>
+      <w:numFmt w:val="lowerRoman"/>
+      <w:lvlText w:val="%9."/>
+      <w:lvlJc w:val="right"/>
+      <w:pPr>
+        <w:ind w:left="3960" w:hanging="440"/>
+      </w:pPr>
+    </w:lvl>
+  </w:abstractNum>
+  <w:num w:numId="1" w16cid:durableId="865291847">
+    <w:abstractNumId w:val="2"/>
+  </w:num>
+  <w:num w:numId="2" w16cid:durableId="1047295897">
+    <w:abstractNumId w:val="3"/>
+  </w:num>
+  <w:num w:numId="3" w16cid:durableId="559485374">
+    <w:abstractNumId w:val="0"/>
+  </w:num>
+  <w:num w:numId="4" w16cid:durableId="1572153335">
+    <w:abstractNumId w:val="1"/>
+  </w:num>
+</w:numbering>
+</file>
+
 <file path=word/styles.xml><?xml version="1.0" encoding="utf-8"?>
-<w:styles xmlns:mc="http://schemas.openxmlformats.org/markup-compatibility/2006" xmlns:r="http://schemas.openxmlformats.org/officeDocument/2006/relationships" xmlns:w="http://schemas.openxmlformats.org/wordprocessingml/2006/main" xmlns:w14="http://schemas.microsoft.com/office/word/2010/wordml" xmlns:w15="http://schemas.microsoft.com/office/word/2012/wordml" xmlns:w16cex="http://schemas.microsoft.com/office/word/2018/wordml/cex" xmlns:w16cid="http://schemas.microsoft.com/office/word/2016/wordml/cid" xmlns:w16="http://schemas.microsoft.com/office/word/2018/wordml" xmlns:w16du="http://schemas.microsoft.com/office/word/2023/wordml/word16du" xmlns:w16sdtdh="http://schemas.microsoft.com/office/word/2020/wordml/sdtdatahash" xmlns:w16sdtfl="http://schemas.microsoft.com/office/word/2024/wordml/sdtformatlock" xmlns:w16se="http://schemas.microsoft.com/office/word/2015/wordml/symex" mc:Ignorable="w14 w15 w16se w16cid w16 w16cex w16sdtdh w16sdtfl w16du">
+<w:styles xmlns:mc="http://schemas.openxmlformats.org/markup-compatibility/2006" xmlns:r="http://schemas.openxmlformats.org/officeDocument/2006/relationships" xmlns:w="http://schemas.openxmlformats.org/wordprocessingml/2006/main" xmlns:w14="http://schemas.microsoft.com/office/word/2010/wordml" xmlns:w15="http://schemas.microsoft.com/office/word/2012/wordml" xmlns:w16cex="http://schemas.microsoft.com/office/word/2018/wordml/cex" xmlns:w16cid="http://schemas.microsoft.com/office/word/2016/wordml/cid" xmlns:w16="http://schemas.microsoft.com/office/word/2018/wordml" xmlns:w16sdtdh="http://schemas.microsoft.com/office/word/2020/wordml/sdtdatahash" xmlns:w16se="http://schemas.microsoft.com/office/word/2015/wordml/symex" mc:Ignorable="w14 w15 w16se w16cid w16 w16cex w16sdtdh">
   <w:docDefaults>
     <w:rPrDefault>
       <w:rPr>
@@ -937,6 +2071,79 @@
       <w:spacing w:val="5"/>
     </w:rPr>
   </w:style>
+  <w:style w:type="paragraph" w:styleId="ae">
+    <w:name w:val="header"/>
+    <w:basedOn w:val="a"/>
+    <w:link w:val="af"/>
+    <w:uiPriority w:val="99"/>
+    <w:unhideWhenUsed/>
+    <w:rsid w:val="003F2731"/>
+    <w:pPr>
+      <w:tabs>
+        <w:tab w:val="center" w:pos="4153"/>
+        <w:tab w:val="right" w:pos="8306"/>
+      </w:tabs>
+      <w:snapToGrid w:val="0"/>
+      <w:spacing w:line="240" w:lineRule="auto"/>
+      <w:jc w:val="center"/>
+    </w:pPr>
+    <w:rPr>
+      <w:sz w:val="18"/>
+      <w:szCs w:val="18"/>
+    </w:rPr>
+  </w:style>
+  <w:style w:type="character" w:customStyle="1" w:styleId="af">
+    <w:name w:val="页眉 字符"/>
+    <w:basedOn w:val="a0"/>
+    <w:link w:val="ae"/>
+    <w:uiPriority w:val="99"/>
+    <w:rsid w:val="003F2731"/>
+    <w:rPr>
+      <w:sz w:val="18"/>
+      <w:szCs w:val="18"/>
+    </w:rPr>
+  </w:style>
+  <w:style w:type="paragraph" w:styleId="af0">
+    <w:name w:val="footer"/>
+    <w:basedOn w:val="a"/>
+    <w:link w:val="af1"/>
+    <w:uiPriority w:val="99"/>
+    <w:unhideWhenUsed/>
+    <w:rsid w:val="003F2731"/>
+    <w:pPr>
+      <w:tabs>
+        <w:tab w:val="center" w:pos="4153"/>
+        <w:tab w:val="right" w:pos="8306"/>
+      </w:tabs>
+      <w:snapToGrid w:val="0"/>
+      <w:spacing w:line="240" w:lineRule="auto"/>
+    </w:pPr>
+    <w:rPr>
+      <w:sz w:val="18"/>
+      <w:szCs w:val="18"/>
+    </w:rPr>
+  </w:style>
+  <w:style w:type="character" w:customStyle="1" w:styleId="af1">
+    <w:name w:val="页脚 字符"/>
+    <w:basedOn w:val="a0"/>
+    <w:link w:val="af0"/>
+    <w:uiPriority w:val="99"/>
+    <w:rsid w:val="003F2731"/>
+    <w:rPr>
+      <w:sz w:val="18"/>
+      <w:szCs w:val="18"/>
+    </w:rPr>
+  </w:style>
+  <w:style w:type="character" w:styleId="af2">
+    <w:name w:val="Placeholder Text"/>
+    <w:basedOn w:val="a0"/>
+    <w:uiPriority w:val="99"/>
+    <w:semiHidden/>
+    <w:rsid w:val="00BC2B4F"/>
+    <w:rPr>
+      <w:color w:val="666666"/>
+    </w:rPr>
+  </w:style>
 </w:styles>
 </file>
 

--- a/试讲/位移试讲.docx
+++ b/试讲/位移试讲.docx
@@ -10,7 +10,7 @@
           <w:numId w:val="1"/>
         </w:numPr>
         <w:rPr>
-          <w:rFonts w:ascii="宋体" w:eastAsia="宋体" w:hAnsi="宋体"/>
+          <w:rFonts w:ascii="宋体" w:eastAsia="宋体" w:hAnsi="宋体" w:hint="eastAsia"/>
           <w:sz w:val="24"/>
         </w:rPr>
       </w:pPr>
@@ -44,7 +44,7 @@
           <w:numId w:val="2"/>
         </w:numPr>
         <w:rPr>
-          <w:rFonts w:ascii="宋体" w:eastAsia="宋体" w:hAnsi="宋体"/>
+          <w:rFonts w:ascii="宋体" w:eastAsia="宋体" w:hAnsi="宋体" w:hint="eastAsia"/>
           <w:sz w:val="24"/>
         </w:rPr>
       </w:pPr>
@@ -62,19 +62,13 @@
         </w:rPr>
         <w:t>(举例)</w:t>
       </w:r>
-    </w:p>
-    <w:p>
-      <w:pPr>
-        <w:pStyle w:val="a9"/>
-        <w:numPr>
-          <w:ilvl w:val="1"/>
-          <w:numId w:val="2"/>
-        </w:numPr>
-        <w:rPr>
-          <w:rFonts w:ascii="宋体" w:eastAsia="宋体" w:hAnsi="宋体"/>
-          <w:sz w:val="24"/>
-        </w:rPr>
-      </w:pPr>
+      <w:r>
+        <w:rPr>
+          <w:rFonts w:ascii="宋体" w:eastAsia="宋体" w:hAnsi="宋体" w:hint="eastAsia"/>
+          <w:sz w:val="24"/>
+        </w:rPr>
+        <w:t>：</w:t>
+      </w:r>
       <w:r>
         <w:rPr>
           <w:rFonts w:ascii="宋体" w:eastAsia="宋体" w:hAnsi="宋体" w:hint="eastAsia"/>
@@ -91,7 +85,7 @@
           <w:numId w:val="2"/>
         </w:numPr>
         <w:rPr>
-          <w:rFonts w:ascii="宋体" w:eastAsia="宋体" w:hAnsi="宋体"/>
+          <w:rFonts w:ascii="宋体" w:eastAsia="宋体" w:hAnsi="宋体" w:hint="eastAsia"/>
           <w:sz w:val="24"/>
         </w:rPr>
       </w:pPr>
@@ -118,7 +112,7 @@
           <w:numId w:val="2"/>
         </w:numPr>
         <w:rPr>
-          <w:rFonts w:ascii="宋体" w:eastAsia="宋体" w:hAnsi="宋体"/>
+          <w:rFonts w:ascii="宋体" w:eastAsia="宋体" w:hAnsi="宋体" w:hint="eastAsia"/>
           <w:sz w:val="24"/>
         </w:rPr>
       </w:pPr>
@@ -240,13 +234,124 @@
     </w:p>
     <w:p>
       <w:pPr>
+        <w:rPr>
+          <w:rFonts w:ascii="宋体" w:eastAsia="宋体" w:hAnsi="宋体" w:hint="eastAsia"/>
+          <w:sz w:val="24"/>
+        </w:rPr>
+      </w:pPr>
+      <w:r>
+        <w:rPr>
+          <w:rFonts w:ascii="宋体" w:eastAsia="宋体" w:hAnsi="宋体" w:hint="eastAsia"/>
+          <w:noProof/>
+          <w:sz w:val="24"/>
+        </w:rPr>
+        <w:drawing>
+          <wp:inline distT="0" distB="0" distL="0" distR="0" wp14:anchorId="69C83E8C" wp14:editId="3F83CCE9">
+            <wp:extent cx="3200086" cy="1800000"/>
+            <wp:effectExtent l="0" t="0" r="635" b="0"/>
+            <wp:docPr id="5" name="图片 5"/>
+            <wp:cNvGraphicFramePr>
+              <a:graphicFrameLocks xmlns:a="http://schemas.openxmlformats.org/drawingml/2006/main" noChangeAspect="1"/>
+            </wp:cNvGraphicFramePr>
+            <a:graphic xmlns:a="http://schemas.openxmlformats.org/drawingml/2006/main">
+              <a:graphicData uri="http://schemas.openxmlformats.org/drawingml/2006/picture">
+                <pic:pic xmlns:pic="http://schemas.openxmlformats.org/drawingml/2006/picture">
+                  <pic:nvPicPr>
+                    <pic:cNvPr id="5" name="图片 5"/>
+                    <pic:cNvPicPr/>
+                  </pic:nvPicPr>
+                  <pic:blipFill>
+                    <a:blip r:embed="rId7" cstate="print">
+                      <a:extLst>
+                        <a:ext uri="{28A0092B-C50C-407E-A947-70E740481C1C}">
+                          <a14:useLocalDpi xmlns:a14="http://schemas.microsoft.com/office/drawing/2010/main" val="0"/>
+                        </a:ext>
+                      </a:extLst>
+                    </a:blip>
+                    <a:stretch>
+                      <a:fillRect/>
+                    </a:stretch>
+                  </pic:blipFill>
+                  <pic:spPr>
+                    <a:xfrm>
+                      <a:off x="0" y="0"/>
+                      <a:ext cx="3200086" cy="1800000"/>
+                    </a:xfrm>
+                    <a:prstGeom prst="rect">
+                      <a:avLst/>
+                    </a:prstGeom>
+                  </pic:spPr>
+                </pic:pic>
+              </a:graphicData>
+            </a:graphic>
+          </wp:inline>
+        </w:drawing>
+      </w:r>
+      <w:r>
+        <w:rPr>
+          <w:rFonts w:ascii="宋体" w:eastAsia="宋体" w:hAnsi="宋体" w:hint="eastAsia"/>
+          <w:noProof/>
+          <w:sz w:val="24"/>
+        </w:rPr>
+        <w:drawing>
+          <wp:inline distT="0" distB="0" distL="0" distR="0" wp14:anchorId="7006EA4E" wp14:editId="41359437">
+            <wp:extent cx="1349674" cy="1800000"/>
+            <wp:effectExtent l="0" t="0" r="3175" b="0"/>
+            <wp:docPr id="6" name="图片 6"/>
+            <wp:cNvGraphicFramePr>
+              <a:graphicFrameLocks xmlns:a="http://schemas.openxmlformats.org/drawingml/2006/main" noChangeAspect="1"/>
+            </wp:cNvGraphicFramePr>
+            <a:graphic xmlns:a="http://schemas.openxmlformats.org/drawingml/2006/main">
+              <a:graphicData uri="http://schemas.openxmlformats.org/drawingml/2006/picture">
+                <pic:pic xmlns:pic="http://schemas.openxmlformats.org/drawingml/2006/picture">
+                  <pic:nvPicPr>
+                    <pic:cNvPr id="0" name="Picture 4"/>
+                    <pic:cNvPicPr>
+                      <a:picLocks noChangeAspect="1" noChangeArrowheads="1"/>
+                    </pic:cNvPicPr>
+                  </pic:nvPicPr>
+                  <pic:blipFill>
+                    <a:blip r:embed="rId8" cstate="print">
+                      <a:extLst>
+                        <a:ext uri="{28A0092B-C50C-407E-A947-70E740481C1C}">
+                          <a14:useLocalDpi xmlns:a14="http://schemas.microsoft.com/office/drawing/2010/main" val="0"/>
+                        </a:ext>
+                      </a:extLst>
+                    </a:blip>
+                    <a:srcRect/>
+                    <a:stretch>
+                      <a:fillRect/>
+                    </a:stretch>
+                  </pic:blipFill>
+                  <pic:spPr bwMode="auto">
+                    <a:xfrm>
+                      <a:off x="0" y="0"/>
+                      <a:ext cx="1349674" cy="1800000"/>
+                    </a:xfrm>
+                    <a:prstGeom prst="rect">
+                      <a:avLst/>
+                    </a:prstGeom>
+                    <a:noFill/>
+                    <a:ln>
+                      <a:noFill/>
+                    </a:ln>
+                  </pic:spPr>
+                </pic:pic>
+              </a:graphicData>
+            </a:graphic>
+          </wp:inline>
+        </w:drawing>
+      </w:r>
+    </w:p>
+    <w:p>
+      <w:pPr>
         <w:pStyle w:val="a9"/>
         <w:numPr>
           <w:ilvl w:val="0"/>
           <w:numId w:val="1"/>
         </w:numPr>
         <w:rPr>
-          <w:rFonts w:ascii="宋体" w:eastAsia="宋体" w:hAnsi="宋体"/>
+          <w:rFonts w:ascii="宋体" w:eastAsia="宋体" w:hAnsi="宋体" w:hint="eastAsia"/>
           <w:sz w:val="24"/>
         </w:rPr>
       </w:pPr>
@@ -266,7 +371,7 @@
           <w:numId w:val="3"/>
         </w:numPr>
         <w:rPr>
-          <w:rFonts w:ascii="宋体" w:eastAsia="宋体" w:hAnsi="宋体"/>
+          <w:rFonts w:ascii="宋体" w:eastAsia="宋体" w:hAnsi="宋体" w:hint="eastAsia"/>
           <w:sz w:val="24"/>
         </w:rPr>
       </w:pPr>
@@ -286,7 +391,7 @@
           <w:numId w:val="3"/>
         </w:numPr>
         <w:rPr>
-          <w:rFonts w:ascii="宋体" w:eastAsia="宋体" w:hAnsi="宋体"/>
+          <w:rFonts w:ascii="宋体" w:eastAsia="宋体" w:hAnsi="宋体" w:hint="eastAsia"/>
           <w:sz w:val="24"/>
         </w:rPr>
       </w:pPr>
@@ -327,7 +432,7 @@
           <w:numId w:val="3"/>
         </w:numPr>
         <w:rPr>
-          <w:rFonts w:ascii="宋体" w:eastAsia="宋体" w:hAnsi="宋体"/>
+          <w:rFonts w:ascii="宋体" w:eastAsia="宋体" w:hAnsi="宋体" w:hint="eastAsia"/>
           <w:sz w:val="24"/>
         </w:rPr>
       </w:pPr>
@@ -352,6 +457,22 @@
         </w:rPr>
         <w:t>。单位</w:t>
       </w:r>
+      <w:r>
+        <w:rPr>
+          <w:rFonts w:ascii="宋体" w:eastAsia="宋体" w:hAnsi="宋体" w:hint="eastAsia"/>
+          <w:sz w:val="24"/>
+        </w:rPr>
+        <w:t>：</w:t>
+      </w:r>
+      <m:oMath>
+        <m:r>
+          <w:rPr>
+            <w:rFonts w:ascii="Cambria Math" w:eastAsia="宋体" w:hAnsi="Cambria Math" w:hint="eastAsia"/>
+            <w:sz w:val="24"/>
+          </w:rPr>
+          <m:t>m</m:t>
+        </m:r>
+      </m:oMath>
     </w:p>
     <w:p>
       <w:pPr>
@@ -361,7 +482,7 @@
           <w:numId w:val="3"/>
         </w:numPr>
         <w:rPr>
-          <w:rFonts w:ascii="宋体" w:eastAsia="宋体" w:hAnsi="宋体"/>
+          <w:rFonts w:ascii="宋体" w:eastAsia="宋体" w:hAnsi="宋体" w:hint="eastAsia"/>
           <w:sz w:val="24"/>
         </w:rPr>
       </w:pPr>
@@ -564,7 +685,14 @@
           <w:rFonts w:ascii="宋体" w:eastAsia="宋体" w:hAnsi="宋体" w:hint="eastAsia"/>
           <w:sz w:val="24"/>
         </w:rPr>
-        <w:t>，大于0，表示正方向，小于0表示负方向</w:t>
+        <w:t>，</w:t>
+      </w:r>
+      <w:r>
+        <w:rPr>
+          <w:rFonts w:ascii="宋体" w:eastAsia="宋体" w:hAnsi="宋体" w:hint="eastAsia"/>
+          <w:sz w:val="24"/>
+        </w:rPr>
+        <w:t>大于0，表示正方向，小于0表示负方向</w:t>
       </w:r>
       <w:r>
         <w:rPr>
@@ -582,7 +710,7 @@
           <w:numId w:val="3"/>
         </w:numPr>
         <w:rPr>
-          <w:rFonts w:ascii="宋体" w:eastAsia="宋体" w:hAnsi="宋体" w:hint="eastAsia"/>
+          <w:rFonts w:ascii="宋体" w:eastAsia="宋体" w:hAnsi="宋体"/>
           <w:sz w:val="24"/>
         </w:rPr>
       </w:pPr>
@@ -613,6 +741,124 @@
           <w:sz w:val="24"/>
         </w:rPr>
         <w:t>同一运动中，位移可以为0，路程不为0</w:t>
+      </w:r>
+    </w:p>
+    <w:p>
+      <w:pPr>
+        <w:rPr>
+          <w:rFonts w:ascii="宋体" w:eastAsia="宋体" w:hAnsi="宋体" w:hint="eastAsia"/>
+          <w:sz w:val="24"/>
+        </w:rPr>
+      </w:pPr>
+      <w:r>
+        <w:rPr>
+          <w:rFonts w:ascii="宋体" w:eastAsia="宋体" w:hAnsi="宋体"/>
+          <w:noProof/>
+          <w:sz w:val="24"/>
+        </w:rPr>
+        <w:drawing>
+          <wp:inline distT="0" distB="0" distL="0" distR="0" wp14:anchorId="53CDE0D5" wp14:editId="2EC65F55">
+            <wp:extent cx="2560514" cy="1440000"/>
+            <wp:effectExtent l="0" t="0" r="0" b="8255"/>
+            <wp:docPr id="7" name="图片 7"/>
+            <wp:cNvGraphicFramePr>
+              <a:graphicFrameLocks xmlns:a="http://schemas.openxmlformats.org/drawingml/2006/main" noChangeAspect="1"/>
+            </wp:cNvGraphicFramePr>
+            <a:graphic xmlns:a="http://schemas.openxmlformats.org/drawingml/2006/main">
+              <a:graphicData uri="http://schemas.openxmlformats.org/drawingml/2006/picture">
+                <pic:pic xmlns:pic="http://schemas.openxmlformats.org/drawingml/2006/picture">
+                  <pic:nvPicPr>
+                    <pic:cNvPr id="0" name="Picture 5"/>
+                    <pic:cNvPicPr>
+                      <a:picLocks noChangeAspect="1" noChangeArrowheads="1"/>
+                    </pic:cNvPicPr>
+                  </pic:nvPicPr>
+                  <pic:blipFill>
+                    <a:blip r:embed="rId9" cstate="print">
+                      <a:extLst>
+                        <a:ext uri="{28A0092B-C50C-407E-A947-70E740481C1C}">
+                          <a14:useLocalDpi xmlns:a14="http://schemas.microsoft.com/office/drawing/2010/main" val="0"/>
+                        </a:ext>
+                      </a:extLst>
+                    </a:blip>
+                    <a:srcRect/>
+                    <a:stretch>
+                      <a:fillRect/>
+                    </a:stretch>
+                  </pic:blipFill>
+                  <pic:spPr bwMode="auto">
+                    <a:xfrm>
+                      <a:off x="0" y="0"/>
+                      <a:ext cx="2560514" cy="1440000"/>
+                    </a:xfrm>
+                    <a:prstGeom prst="rect">
+                      <a:avLst/>
+                    </a:prstGeom>
+                    <a:noFill/>
+                    <a:ln>
+                      <a:noFill/>
+                    </a:ln>
+                  </pic:spPr>
+                </pic:pic>
+              </a:graphicData>
+            </a:graphic>
+          </wp:inline>
+        </w:drawing>
+      </w:r>
+      <w:r>
+        <w:rPr>
+          <w:rFonts w:ascii="宋体" w:eastAsia="宋体" w:hAnsi="宋体" w:hint="eastAsia"/>
+          <w:noProof/>
+          <w:sz w:val="24"/>
+        </w:rPr>
+        <w:drawing>
+          <wp:inline distT="0" distB="0" distL="0" distR="0" wp14:anchorId="429EEB6E" wp14:editId="4A54B591">
+            <wp:extent cx="2557943" cy="1440000"/>
+            <wp:effectExtent l="0" t="0" r="0" b="8255"/>
+            <wp:docPr id="9" name="图片 9"/>
+            <wp:cNvGraphicFramePr>
+              <a:graphicFrameLocks xmlns:a="http://schemas.openxmlformats.org/drawingml/2006/main" noChangeAspect="1"/>
+            </wp:cNvGraphicFramePr>
+            <a:graphic xmlns:a="http://schemas.openxmlformats.org/drawingml/2006/main">
+              <a:graphicData uri="http://schemas.openxmlformats.org/drawingml/2006/picture">
+                <pic:pic xmlns:pic="http://schemas.openxmlformats.org/drawingml/2006/picture">
+                  <pic:nvPicPr>
+                    <pic:cNvPr id="0" name="Picture 7"/>
+                    <pic:cNvPicPr>
+                      <a:picLocks noChangeAspect="1" noChangeArrowheads="1"/>
+                    </pic:cNvPicPr>
+                  </pic:nvPicPr>
+                  <pic:blipFill>
+                    <a:blip r:embed="rId10" cstate="print">
+                      <a:extLst>
+                        <a:ext uri="{28A0092B-C50C-407E-A947-70E740481C1C}">
+                          <a14:useLocalDpi xmlns:a14="http://schemas.microsoft.com/office/drawing/2010/main" val="0"/>
+                        </a:ext>
+                      </a:extLst>
+                    </a:blip>
+                    <a:srcRect/>
+                    <a:stretch>
+                      <a:fillRect/>
+                    </a:stretch>
+                  </pic:blipFill>
+                  <pic:spPr bwMode="auto">
+                    <a:xfrm>
+                      <a:off x="0" y="0"/>
+                      <a:ext cx="2557943" cy="1440000"/>
+                    </a:xfrm>
+                    <a:prstGeom prst="rect">
+                      <a:avLst/>
+                    </a:prstGeom>
+                    <a:noFill/>
+                    <a:ln>
+                      <a:noFill/>
+                    </a:ln>
+                  </pic:spPr>
+                </pic:pic>
+              </a:graphicData>
+            </a:graphic>
+          </wp:inline>
+        </w:drawing>
       </w:r>
     </w:p>
     <w:p>
@@ -623,7 +869,7 @@
           <w:numId w:val="1"/>
         </w:numPr>
         <w:rPr>
-          <w:rFonts w:ascii="宋体" w:eastAsia="宋体" w:hAnsi="宋体"/>
+          <w:rFonts w:ascii="宋体" w:eastAsia="宋体" w:hAnsi="宋体" w:hint="eastAsia"/>
           <w:sz w:val="24"/>
         </w:rPr>
       </w:pPr>
@@ -643,7 +889,7 @@
           <w:numId w:val="4"/>
         </w:numPr>
         <w:rPr>
-          <w:rFonts w:ascii="宋体" w:eastAsia="宋体" w:hAnsi="宋体"/>
+          <w:rFonts w:ascii="宋体" w:eastAsia="宋体" w:hAnsi="宋体" w:hint="eastAsia"/>
           <w:sz w:val="24"/>
         </w:rPr>
       </w:pPr>
@@ -663,7 +909,7 @@
           <w:numId w:val="4"/>
         </w:numPr>
         <w:rPr>
-          <w:rFonts w:ascii="宋体" w:eastAsia="宋体" w:hAnsi="宋体"/>
+          <w:rFonts w:ascii="宋体" w:eastAsia="宋体" w:hAnsi="宋体" w:hint="eastAsia"/>
           <w:sz w:val="24"/>
         </w:rPr>
       </w:pPr>
@@ -690,7 +936,7 @@
           <w:numId w:val="4"/>
         </w:numPr>
         <w:rPr>
-          <w:rFonts w:ascii="宋体" w:eastAsia="宋体" w:hAnsi="宋体" w:hint="eastAsia"/>
+          <w:rFonts w:ascii="宋体" w:eastAsia="宋体" w:hAnsi="宋体"/>
           <w:sz w:val="24"/>
         </w:rPr>
       </w:pPr>
@@ -700,6 +946,72 @@
           <w:sz w:val="24"/>
         </w:rPr>
         <w:t>练习</w:t>
+      </w:r>
+    </w:p>
+    <w:p>
+      <w:pPr>
+        <w:pStyle w:val="a9"/>
+        <w:ind w:left="360"/>
+        <w:rPr>
+          <w:rFonts w:ascii="宋体" w:eastAsia="宋体" w:hAnsi="宋体" w:hint="eastAsia"/>
+          <w:sz w:val="24"/>
+        </w:rPr>
+      </w:pPr>
+      <w:r>
+        <w:rPr>
+          <w:rFonts w:ascii="宋体" w:eastAsia="宋体" w:hAnsi="宋体"/>
+          <w:noProof/>
+          <w:sz w:val="24"/>
+        </w:rPr>
+        <w:lastRenderedPageBreak/>
+        <w:drawing>
+          <wp:inline distT="0" distB="0" distL="0" distR="0" wp14:anchorId="41F77F7B" wp14:editId="2C40BB0D">
+            <wp:extent cx="2557943" cy="1440000"/>
+            <wp:effectExtent l="0" t="0" r="0" b="8255"/>
+            <wp:docPr id="10" name="图片 10"/>
+            <wp:cNvGraphicFramePr>
+              <a:graphicFrameLocks xmlns:a="http://schemas.openxmlformats.org/drawingml/2006/main" noChangeAspect="1"/>
+            </wp:cNvGraphicFramePr>
+            <a:graphic xmlns:a="http://schemas.openxmlformats.org/drawingml/2006/main">
+              <a:graphicData uri="http://schemas.openxmlformats.org/drawingml/2006/picture">
+                <pic:pic xmlns:pic="http://schemas.openxmlformats.org/drawingml/2006/picture">
+                  <pic:nvPicPr>
+                    <pic:cNvPr id="0" name="Picture 8"/>
+                    <pic:cNvPicPr>
+                      <a:picLocks noChangeAspect="1" noChangeArrowheads="1"/>
+                    </pic:cNvPicPr>
+                  </pic:nvPicPr>
+                  <pic:blipFill>
+                    <a:blip r:embed="rId11" cstate="print">
+                      <a:extLst>
+                        <a:ext uri="{28A0092B-C50C-407E-A947-70E740481C1C}">
+                          <a14:useLocalDpi xmlns:a14="http://schemas.microsoft.com/office/drawing/2010/main" val="0"/>
+                        </a:ext>
+                      </a:extLst>
+                    </a:blip>
+                    <a:srcRect/>
+                    <a:stretch>
+                      <a:fillRect/>
+                    </a:stretch>
+                  </pic:blipFill>
+                  <pic:spPr bwMode="auto">
+                    <a:xfrm>
+                      <a:off x="0" y="0"/>
+                      <a:ext cx="2557943" cy="1440000"/>
+                    </a:xfrm>
+                    <a:prstGeom prst="rect">
+                      <a:avLst/>
+                    </a:prstGeom>
+                    <a:noFill/>
+                    <a:ln>
+                      <a:noFill/>
+                    </a:ln>
+                  </pic:spPr>
+                </pic:pic>
+              </a:graphicData>
+            </a:graphic>
+          </wp:inline>
+        </w:drawing>
       </w:r>
     </w:p>
     <w:sectPr>
